--- a/app/assets/templates/AVISO DE SINIESTRO LESIONES.docx
+++ b/app/assets/templates/AVISO DE SINIESTRO LESIONES.docx
@@ -817,7 +817,7 @@
               <w:rPr>
                 <w:rFonts w:ascii="Bookman Old Style" w:hAnsi="Bookman Old Style"/>
               </w:rPr>
-              <w:t>ciudad_propietario</w:t>
+              <w:t>ciudad_expedicion</w:t>
             </w:r>
             <w:proofErr w:type="spellEnd"/>
             <w:r>
@@ -2082,6 +2082,14 @@
       <w:tblPr>
         <w:tblStyle w:val="Tablaconcuadrcula"/>
         <w:tblW w:w="0" w:type="auto"/>
+        <w:tblBorders>
+          <w:top w:val="none" w:sz="0" w:space="0" w:color="auto"/>
+          <w:left w:val="none" w:sz="0" w:space="0" w:color="auto"/>
+          <w:bottom w:val="none" w:sz="0" w:space="0" w:color="auto"/>
+          <w:right w:val="none" w:sz="0" w:space="0" w:color="auto"/>
+          <w:insideH w:val="none" w:sz="0" w:space="0" w:color="auto"/>
+          <w:insideV w:val="none" w:sz="0" w:space="0" w:color="auto"/>
+        </w:tblBorders>
         <w:tblLook w:val="04A0" w:firstRow="1" w:lastRow="0" w:firstColumn="1" w:lastColumn="0" w:noHBand="0" w:noVBand="1"/>
       </w:tblPr>
       <w:tblGrid>
@@ -2745,7 +2753,7 @@
           <w:u w:val="single"/>
           <w:lang w:eastAsia="es-CO"/>
         </w:rPr>
-        <w:t>relato_accidente</w:t>
+        <w:t>relato_hechos</w:t>
       </w:r>
       <w:proofErr w:type="spellEnd"/>
       <w:r>
